--- a/arb/docx/63.content.docx
+++ b/arb/docx/63.content.docx
@@ -32,19 +32,19 @@
     </w:p>
     <w:p>
       <w:pPr>
-        <w:pStyle w:val="Heading2"/>
         <w:bidi/>
       </w:pPr>
       <w:r>
         <w:rPr>
           <w:lang w:val="ar_AE" w:bidi="ar_AE"/>
         </w:rPr>
-        <w:t>License Information</w:t>
-      </w:r>
-      <w:r>
-        <w:rPr>
-          <w:lang w:val="ar_AE" w:bidi="ar_AE"/>
-        </w:rPr>
+      </w:r>
+      <w:r>
+        <w:rPr>
+          <w:b/>
+          <w:lang w:val="ar_AE" w:bidi="ar_AE"/>
+        </w:rPr>
+        <w:t>Aquifer Open Study Notes</w:t>
       </w:r>
     </w:p>
     <w:p>
@@ -58,22 +58,9 @@
       </w:r>
       <w:r>
         <w:rPr>
-          <w:b/>
-          <w:lang w:val="ar_AE" w:bidi="ar_AE"/>
-        </w:rPr>
-        <w:t>ملاحظات الدراسة (تينديل)</w:t>
-      </w:r>
-      <w:r>
-        <w:rPr>
-          <w:lang w:val="ar_AE" w:bidi="ar_AE"/>
-        </w:rPr>
-        <w:t xml:space="preserve"> (Arabic) is based on</w:t>
-      </w:r>
-      <w:r>
-        <w:rPr>
-          <w:lang w:val="ar_AE" w:bidi="ar_AE"/>
-        </w:rPr>
-        <w:t xml:space="preserve">: </w:t>
+          <w:lang w:val="ar_AE" w:bidi="ar_AE"/>
+        </w:rPr>
+        <w:t xml:space="preserve">This work is an adaptation of </w:t>
       </w:r>
       <w:r>
         <w:rPr>
@@ -85,48 +72,19 @@
         <w:rPr>
           <w:lang w:val="ar_AE" w:bidi="ar_AE"/>
         </w:rPr>
-        <w:t xml:space="preserve">, </w:t>
-      </w:r>
-      <w:hyperlink r:id="rId13">
-        <w:r>
-          <w:rPr>
-            <w:lang w:val="ar_AE" w:bidi="ar_AE"/>
-          </w:rPr>
-          <w:rPr>
-            <w:color w:val="0000EE"/>
-            <w:u w:val="single"/>
-          </w:rPr>
-          <w:t>Tyndale House Publishers</w:t>
-        </w:r>
-      </w:hyperlink>
-      <w:r>
-        <w:rPr>
-          <w:lang w:val="ar_AE" w:bidi="ar_AE"/>
-        </w:rPr>
-        <w:t xml:space="preserve">, 2019, which is licensed under a </w:t>
-      </w:r>
-      <w:hyperlink r:id="rId14">
-        <w:r>
-          <w:rPr>
-            <w:lang w:val="ar_AE" w:bidi="ar_AE"/>
-          </w:rPr>
-          <w:rPr>
-            <w:color w:val="0000EE"/>
-            <w:u w:val="single"/>
-          </w:rPr>
-          <w:t>CC BY-SA 4.0 license</w:t>
-        </w:r>
-      </w:hyperlink>
-      <w:r>
-        <w:rPr>
-          <w:lang w:val="ar_AE" w:bidi="ar_AE"/>
-        </w:rPr>
-        <w:t>.</w:t>
-      </w:r>
-      <w:r>
-        <w:rPr>
-          <w:lang w:val="ar_AE" w:bidi="ar_AE"/>
-        </w:rPr>
+        <w:t xml:space="preserve"> © 2023 Tyndale House Publishers, licensed under the CC BY-SA 4.0 license. The adaptation, </w:t>
+      </w:r>
+      <w:r>
+        <w:rPr>
+          <w:lang w:val="ar_AE" w:bidi="ar_AE"/>
+        </w:rPr>
+        <w:t>Aquifer Open Study Notes</w:t>
+      </w:r>
+      <w:r>
+        <w:rPr>
+          <w:lang w:val="ar_AE" w:bidi="ar_AE"/>
+        </w:rPr>
+        <w:t>, was created by Mission Mutual and is also licensed under CC BY-SA 4.0.</w:t>
       </w:r>
     </w:p>
     <w:p>
@@ -142,7 +100,7 @@
         <w:rPr>
           <w:lang w:val="ar_AE" w:bidi="ar_AE"/>
         </w:rPr>
-        <w:t>This PDF version is provided under the same license.</w:t>
+        <w:t>This resource has been adapted into multiple languages, including English, Tok Pisin, Arabic (عربي), French (Français), Hindi (हिंदी), Indonesian (Bahasa Indonesia), Portuguese (Português), Russian (Русский), Spanish (Español), Swahili (Kiswahili), and Simplified Chinese (简体中文).</w:t>
       </w:r>
       <w:r>
         <w:rPr>
@@ -343,7 +301,7 @@
         </w:rPr>
         <w:t xml:space="preserve"> لتأكيد سلطانه في الكنيسة. • إِلَى السيدة (باليونانية كِيرِيَّةَ) الْمُخْتَارَةِ وَإِلَى أَوْلاَدِهَا: الكلمة اليونانية كِيرِيَّةَ قد تكون اسم فرد محدد؛ والأرجح أنها تشير إلى كنيسة محلية معينة ومؤمنيها (قارن </w:t>
       </w:r>
-      <w:hyperlink r:id="rId15">
+      <w:hyperlink r:id="rId13">
         <w:r>
           <w:rPr>
             <w:lang w:val="ar_AE" w:bidi="ar_AE"/>
@@ -361,7 +319,7 @@
         </w:rPr>
         <w:t xml:space="preserve">). • الَّذِينَ أَنَا أُحِبُّهُمْ بِالْحَقِّ: هذا إما يعني "أحبهم حقًا" (انظر </w:t>
       </w:r>
-      <w:hyperlink r:id="rId16">
+      <w:hyperlink r:id="rId14">
         <w:r>
           <w:rPr>
             <w:lang w:val="ar_AE" w:bidi="ar_AE"/>
@@ -379,7 +337,7 @@
         </w:rPr>
         <w:t>) أو، على الأرجح، يشير إلى المحبة بين الذين يعلنون نفس الحق عن المسيح في مقابل أكاذيب المُعَلِّمين الكذبة (</w:t>
       </w:r>
-      <w:hyperlink r:id="rId17">
+      <w:hyperlink r:id="rId15">
         <w:r>
           <w:rPr>
             <w:lang w:val="ar_AE" w:bidi="ar_AE"/>
@@ -397,7 +355,7 @@
         </w:rPr>
         <w:t xml:space="preserve">; انظر </w:t>
       </w:r>
-      <w:hyperlink r:id="rId18">
+      <w:hyperlink r:id="rId16">
         <w:r>
           <w:rPr>
             <w:lang w:val="ar_AE" w:bidi="ar_AE"/>
@@ -481,7 +439,7 @@
         </w:rPr>
         <w:t xml:space="preserve">يبدأ يوحنا بمقدمة تقليدية لرسالة شخصية. • ويذكر يوحنا الحق أربع مرات في هذه المقدمة القصيرة ومرة واحدة في </w:t>
       </w:r>
-      <w:hyperlink r:id="rId19">
+      <w:hyperlink r:id="rId17">
         <w:r>
           <w:rPr>
             <w:lang w:val="ar_AE" w:bidi="ar_AE"/>
@@ -552,7 +510,7 @@
         </w:rPr>
         <w:t xml:space="preserve">المحبة المسيحية متأصلة في معرفة الحق. والحق الذي يسكن فينا يتجاوز مجرد حقائق أو عقيدة؛ إنها حضور الله (انظر </w:t>
       </w:r>
-      <w:hyperlink r:id="rId20">
+      <w:hyperlink r:id="rId18">
         <w:r>
           <w:rPr>
             <w:lang w:val="ar_AE" w:bidi="ar_AE"/>
@@ -689,7 +647,7 @@
         </w:rPr>
         <w:t>يُطَبِّق يوحنّا الآن الحق والمحبة التي ذكرها في المقدمة (</w:t>
       </w:r>
-      <w:hyperlink r:id="rId21">
+      <w:hyperlink r:id="rId19">
         <w:r>
           <w:rPr>
             <w:lang w:val="ar_AE" w:bidi="ar_AE"/>
@@ -707,7 +665,7 @@
         </w:rPr>
         <w:t>) على وضع القراء. فإن السلوك في الحق والمحبة يعني الحفاظ على الشركة مع المؤمنين الحقيقيين (</w:t>
       </w:r>
-      <w:hyperlink r:id="rId22">
+      <w:hyperlink r:id="rId20">
         <w:r>
           <w:rPr>
             <w:lang w:val="ar_AE" w:bidi="ar_AE"/>
@@ -725,7 +683,7 @@
         </w:rPr>
         <w:t>)، وأيضًا تمييز المُعَلِّمين الكذبة ورفض الاستماع إليهم أو مساعدتهم (</w:t>
       </w:r>
-      <w:hyperlink r:id="rId23">
+      <w:hyperlink r:id="rId21">
         <w:r>
           <w:rPr>
             <w:lang w:val="ar_AE" w:bidi="ar_AE"/>
@@ -874,7 +832,7 @@
         </w:rPr>
         <w:t xml:space="preserve">لأَنَّهُ قَدْ دَخَلَ إِلَى الْعَالَمِ مُضِلُّونَ كَثِيرُونَ: كان الدوسيتيون ينكرون أن يسوع المسيح جاء في جسد حقيقي. وقد دحض يوحنا هذه الهرطقة في رسالته الأولى (انظر </w:t>
       </w:r>
-      <w:hyperlink r:id="rId24">
+      <w:hyperlink r:id="rId22">
         <w:r>
           <w:rPr>
             <w:lang w:val="ar_AE" w:bidi="ar_AE"/>
@@ -971,7 +929,7 @@
         </w:rPr>
         <w:t>نحن: تشير هذه الكلمة (الضمير المستتر) إلى الرسل وشركائهم في الخدمة. فقد عَلَّم الرسل الحق ودافعوا عنه ضد الهرطقات، وهنا يتم نُصح المؤمنون (المشار إليهم بكلمة أنفسكم) بأن يحموا إيمانهم من التعليم الذي قد يضرهم (</w:t>
       </w:r>
-      <w:hyperlink r:id="rId25">
+      <w:hyperlink r:id="rId23">
         <w:r>
           <w:rPr>
             <w:lang w:val="ar_AE" w:bidi="ar_AE"/>
@@ -1134,7 +1092,7 @@
         </w:rPr>
         <w:t xml:space="preserve"> الذي لا يعرف الحق عن المسيح، إلى بيوتهم. فقد كانت الكنائس الأولى تجتمع في البيوت (انظر </w:t>
       </w:r>
-      <w:hyperlink r:id="rId26">
+      <w:hyperlink r:id="rId24">
         <w:r>
           <w:rPr>
             <w:lang w:val="ar_AE" w:bidi="ar_AE"/>
@@ -1152,7 +1110,7 @@
         </w:rPr>
         <w:t xml:space="preserve">؛ </w:t>
       </w:r>
-      <w:hyperlink r:id="rId27">
+      <w:hyperlink r:id="rId25">
         <w:r>
           <w:rPr>
             <w:lang w:val="ar_AE" w:bidi="ar_AE"/>
@@ -1170,7 +1128,7 @@
         </w:rPr>
         <w:t xml:space="preserve">؛ </w:t>
       </w:r>
-      <w:hyperlink r:id="rId28">
+      <w:hyperlink r:id="rId26">
         <w:r>
           <w:rPr>
             <w:lang w:val="ar_AE" w:bidi="ar_AE"/>
@@ -1188,7 +1146,7 @@
         </w:rPr>
         <w:t xml:space="preserve">؛ </w:t>
       </w:r>
-      <w:hyperlink r:id="rId29">
+      <w:hyperlink r:id="rId27">
         <w:r>
           <w:rPr>
             <w:lang w:val="ar_AE" w:bidi="ar_AE"/>
@@ -1206,7 +1164,7 @@
         </w:rPr>
         <w:t xml:space="preserve">، </w:t>
       </w:r>
-      <w:hyperlink r:id="rId30">
+      <w:hyperlink r:id="rId28">
         <w:r>
           <w:rPr>
             <w:lang w:val="ar_AE" w:bidi="ar_AE"/>
@@ -1224,7 +1182,7 @@
         </w:rPr>
         <w:t xml:space="preserve">؛ </w:t>
       </w:r>
-      <w:hyperlink r:id="rId31">
+      <w:hyperlink r:id="rId29">
         <w:r>
           <w:rPr>
             <w:lang w:val="ar_AE" w:bidi="ar_AE"/>
@@ -1242,7 +1200,7 @@
         </w:rPr>
         <w:t xml:space="preserve">؛ </w:t>
       </w:r>
-      <w:hyperlink r:id="rId32">
+      <w:hyperlink r:id="rId30">
         <w:r>
           <w:rPr>
             <w:lang w:val="ar_AE" w:bidi="ar_AE"/>
@@ -1326,7 +1284,7 @@
         </w:rPr>
         <w:t xml:space="preserve"> انظر أيضًا </w:t>
       </w:r>
-      <w:hyperlink r:id="rId33">
+      <w:hyperlink r:id="rId31">
         <w:r>
           <w:rPr>
             <w:lang w:val="ar_AE" w:bidi="ar_AE"/>
@@ -1397,7 +1355,7 @@
         </w:rPr>
         <w:t xml:space="preserve">أَوْلاَدُ أُخْتِكِ الْمُخْتَارَةِ: قد يشير هذا إلى الكنيسة الشقيقة في أفسس وأعضائها، حيث كان يوحنا يقيم (انظر </w:t>
       </w:r>
-      <w:hyperlink r:id="rId34">
+      <w:hyperlink r:id="rId32">
         <w:r>
           <w:rPr>
             <w:lang w:val="ar_AE" w:bidi="ar_AE"/>

--- a/arb/docx/63.content.docx
+++ b/arb/docx/63.content.docx
@@ -178,13 +178,6 @@
         <w:rPr>
           <w:lang w:val="ar_AE" w:bidi="ar_AE"/>
         </w:rPr>
-      </w:r>
-      <w:r>
-        <w:rPr>
-          <w:i/>
-          <w:lang w:val="ar_AE" w:bidi="ar_AE"/>
-        </w:rPr>
-        <w:t>2 يوحنا 1: 1, 2 يوحنا 1: 1–3, 2 يوحنا 1: 2, 2 يوحنا 1: 3, 2 يوحنا 1: 4–11, 2 يوحنا 1: 5, 2 يوحنا 1: 7, 2 يوحنا 1: 8, 2 يوحنا 1: 9, 2 يوحنا 1: 10–11, 2 يوحنا 1: 12, 2 يوحنا 1: 13</w:t>
       </w:r>
       <w:r>
         <w:rPr>

--- a/arb/docx/63.content.docx
+++ b/arb/docx/63.content.docx
@@ -163,21 +163,6 @@
           <w:lang w:val="ar_AE" w:bidi="ar_AE"/>
         </w:rPr>
         <w:t>2JN</w:t>
-      </w:r>
-      <w:r>
-        <w:rPr>
-          <w:lang w:val="ar_AE" w:bidi="ar_AE"/>
-        </w:rPr>
-      </w:r>
-    </w:p>
-    <w:p>
-      <w:pPr>
-        <w:bidi/>
-      </w:pPr>
-      <w:r>
-        <w:rPr>
-          <w:lang w:val="ar_AE" w:bidi="ar_AE"/>
-        </w:rPr>
       </w:r>
       <w:r>
         <w:rPr>

--- a/arb/docx/63.content.docx
+++ b/arb/docx/63.content.docx
@@ -22,7 +22,7 @@
         <w:rPr>
           <w:lang w:val="ar_AE" w:bidi="ar_AE"/>
         </w:rPr>
-        <w:t>Resource: ملاحظات الدراسة (تينديل)</w:t>
+        <w:t>Resource: Tyndale Open Study Notes</w:t>
       </w:r>
       <w:r>
         <w:rPr>
@@ -122,7 +122,7 @@
         <w:rPr>
           <w:lang w:val="ar_AE" w:bidi="ar_AE"/>
         </w:rPr>
-        <w:t>ملاحظات الدراسة (تينديل)</w:t>
+        <w:t>Tyndale Open Study Notes</w:t>
       </w:r>
     </w:p>
     <w:p>

--- a/arb/docx/63.content.docx
+++ b/arb/docx/63.content.docx
@@ -22,7 +22,7 @@
         <w:rPr>
           <w:lang w:val="ar_AE" w:bidi="ar_AE"/>
         </w:rPr>
-        <w:t>Resource: Tyndale Open Study Notes</w:t>
+        <w:t>Resource: Aquifer Open Study Notes</w:t>
       </w:r>
       <w:r>
         <w:rPr>
@@ -122,7 +122,7 @@
         <w:rPr>
           <w:lang w:val="ar_AE" w:bidi="ar_AE"/>
         </w:rPr>
-        <w:t>Tyndale Open Study Notes</w:t>
+        <w:t>Aquifer Open Study Notes</w:t>
       </w:r>
     </w:p>
     <w:p>

--- a/arb/docx/63.content.docx
+++ b/arb/docx/63.content.docx
@@ -9,6 +9,8 @@
       </w:pPr>
       <w:r>
         <w:rPr>
+          <w:rtl/>
+          <w:cs/>
           <w:lang w:val="ar_AE" w:bidi="ar_AE"/>
         </w:rPr>
       </w:r>
@@ -20,12 +22,16 @@
       </w:pPr>
       <w:r>
         <w:rPr>
+          <w:rtl/>
+          <w:cs/>
           <w:lang w:val="ar_AE" w:bidi="ar_AE"/>
         </w:rPr>
         <w:t>Resource: Aquifer Open Study Notes</w:t>
       </w:r>
       <w:r>
         <w:rPr>
+          <w:rtl/>
+          <w:cs/>
           <w:lang w:val="ar_AE" w:bidi="ar_AE"/>
         </w:rPr>
       </w:r>
@@ -36,12 +42,16 @@
       </w:pPr>
       <w:r>
         <w:rPr>
+          <w:rtl/>
+          <w:cs/>
           <w:lang w:val="ar_AE" w:bidi="ar_AE"/>
         </w:rPr>
       </w:r>
       <w:r>
         <w:rPr>
           <w:b/>
+          <w:rtl/>
+          <w:cs/>
           <w:lang w:val="ar_AE" w:bidi="ar_AE"/>
         </w:rPr>
         <w:t>Aquifer Open Study Notes</w:t>
@@ -53,35 +63,47 @@
       </w:pPr>
       <w:r>
         <w:rPr>
-          <w:lang w:val="ar_AE" w:bidi="ar_AE"/>
-        </w:rPr>
-      </w:r>
-      <w:r>
-        <w:rPr>
+          <w:rtl/>
+          <w:cs/>
+          <w:lang w:val="ar_AE" w:bidi="ar_AE"/>
+        </w:rPr>
+      </w:r>
+      <w:r>
+        <w:rPr>
+          <w:rtl/>
+          <w:cs/>
           <w:lang w:val="ar_AE" w:bidi="ar_AE"/>
         </w:rPr>
         <w:t xml:space="preserve">This work is an adaptation of </w:t>
       </w:r>
       <w:r>
         <w:rPr>
+          <w:rtl/>
+          <w:cs/>
           <w:lang w:val="ar_AE" w:bidi="ar_AE"/>
         </w:rPr>
         <w:t>Tyndale Open Study Notes</w:t>
       </w:r>
       <w:r>
         <w:rPr>
+          <w:rtl/>
+          <w:cs/>
           <w:lang w:val="ar_AE" w:bidi="ar_AE"/>
         </w:rPr>
         <w:t xml:space="preserve"> © 2023 Tyndale House Publishers, licensed under the CC BY-SA 4.0 license. The adaptation, </w:t>
       </w:r>
       <w:r>
         <w:rPr>
+          <w:rtl/>
+          <w:cs/>
           <w:lang w:val="ar_AE" w:bidi="ar_AE"/>
         </w:rPr>
         <w:t>Aquifer Open Study Notes</w:t>
       </w:r>
       <w:r>
         <w:rPr>
+          <w:rtl/>
+          <w:cs/>
           <w:lang w:val="ar_AE" w:bidi="ar_AE"/>
         </w:rPr>
         <w:t>, was created by Mission Mutual and is also licensed under CC BY-SA 4.0.</w:t>
@@ -93,22 +115,30 @@
       </w:pPr>
       <w:r>
         <w:rPr>
-          <w:lang w:val="ar_AE" w:bidi="ar_AE"/>
-        </w:rPr>
-      </w:r>
-      <w:r>
-        <w:rPr>
+          <w:rtl/>
+          <w:cs/>
+          <w:lang w:val="ar_AE" w:bidi="ar_AE"/>
+        </w:rPr>
+      </w:r>
+      <w:r>
+        <w:rPr>
+          <w:rtl/>
+          <w:cs/>
           <w:lang w:val="ar_AE" w:bidi="ar_AE"/>
         </w:rPr>
         <w:t>This resource has been adapted into multiple languages, including English, Tok Pisin, Arabic (عربي), French (Français), Hindi (हिंदी), Indonesian (Bahasa Indonesia), Portuguese (Português), Russian (Русский), Spanish (Español), Swahili (Kiswahili), and Simplified Chinese (简体中文).</w:t>
       </w:r>
       <w:r>
         <w:rPr>
-          <w:lang w:val="ar_AE" w:bidi="ar_AE"/>
-        </w:rPr>
-      </w:r>
-      <w:r>
-        <w:rPr>
+          <w:rtl/>
+          <w:cs/>
+          <w:lang w:val="ar_AE" w:bidi="ar_AE"/>
+        </w:rPr>
+      </w:r>
+      <w:r>
+        <w:rPr>
+          <w:rtl/>
+          <w:cs/>
           <w:lang w:val="ar_AE" w:bidi="ar_AE"/>
         </w:rPr>
       </w:r>
@@ -120,6 +150,8 @@
       </w:pPr>
       <w:r>
         <w:rPr>
+          <w:rtl/>
+          <w:cs/>
           <w:lang w:val="ar_AE" w:bidi="ar_AE"/>
         </w:rPr>
         <w:t>Aquifer Open Study Notes</w:t>
@@ -149,6 +181,8 @@
       </w:pPr>
       <w:r>
         <w:rPr>
+          <w:rtl/>
+          <w:cs/>
           <w:lang w:val="ar_AE" w:bidi="ar_AE"/>
         </w:rPr>
       </w:r>
@@ -160,12 +194,16 @@
       </w:pPr>
       <w:r>
         <w:rPr>
+          <w:rtl/>
+          <w:cs/>
           <w:lang w:val="ar_AE" w:bidi="ar_AE"/>
         </w:rPr>
         <w:t>2JN</w:t>
       </w:r>
       <w:r>
         <w:rPr>
+          <w:rtl/>
+          <w:cs/>
           <w:lang w:val="ar_AE" w:bidi="ar_AE"/>
         </w:rPr>
       </w:r>
@@ -176,22 +214,30 @@
       </w:pPr>
       <w:r>
         <w:rPr>
-          <w:lang w:val="ar_AE" w:bidi="ar_AE"/>
-        </w:rPr>
-      </w:r>
-      <w:r>
-        <w:rPr>
+          <w:rtl/>
+          <w:cs/>
+          <w:lang w:val="ar_AE" w:bidi="ar_AE"/>
+        </w:rPr>
+      </w:r>
+      <w:r>
+        <w:rPr>
+          <w:rtl/>
+          <w:cs/>
           <w:lang w:val="ar_AE" w:bidi="ar_AE"/>
         </w:rPr>
         <w:t xml:space="preserve"> </w:t>
       </w:r>
       <w:r>
         <w:rPr>
-          <w:lang w:val="ar_AE" w:bidi="ar_AE"/>
-        </w:rPr>
-      </w:r>
-      <w:r>
-        <w:rPr>
+          <w:rtl/>
+          <w:cs/>
+          <w:lang w:val="ar_AE" w:bidi="ar_AE"/>
+        </w:rPr>
+      </w:r>
+      <w:r>
+        <w:rPr>
+          <w:rtl/>
+          <w:cs/>
           <w:lang w:val="ar_AE" w:bidi="ar_AE"/>
         </w:rPr>
       </w:r>
@@ -217,6 +263,8 @@
       </w:pPr>
       <w:r>
         <w:rPr>
+          <w:rtl/>
+          <w:cs/>
           <w:lang w:val="ar_AE" w:bidi="ar_AE"/>
         </w:rPr>
       </w:r>
@@ -228,12 +276,16 @@
       </w:pPr>
       <w:r>
         <w:rPr>
+          <w:rtl/>
+          <w:cs/>
           <w:lang w:val="ar_AE" w:bidi="ar_AE"/>
         </w:rPr>
         <w:t>2 يوحنا 1: 1</w:t>
       </w:r>
       <w:r>
         <w:rPr>
+          <w:rtl/>
+          <w:cs/>
           <w:lang w:val="ar_AE" w:bidi="ar_AE"/>
         </w:rPr>
       </w:r>
@@ -244,11 +296,15 @@
       </w:pPr>
       <w:r>
         <w:rPr>
-          <w:lang w:val="ar_AE" w:bidi="ar_AE"/>
-        </w:rPr>
-      </w:r>
-      <w:r>
-        <w:rPr>
+          <w:rtl/>
+          <w:cs/>
+          <w:lang w:val="ar_AE" w:bidi="ar_AE"/>
+        </w:rPr>
+      </w:r>
+      <w:r>
+        <w:rPr>
+          <w:rtl/>
+          <w:cs/>
           <w:lang w:val="ar_AE" w:bidi="ar_AE"/>
         </w:rPr>
         <w:t xml:space="preserve">هذه الرسالة من يوحنا، الشيخ: أضاف المترجمون </w:t>
@@ -256,12 +312,16 @@
       <w:r>
         <w:rPr>
           <w:i/>
+          <w:rtl/>
+          <w:cs/>
           <w:lang w:val="ar_AE" w:bidi="ar_AE"/>
         </w:rPr>
         <w:t>يوحنا</w:t>
       </w:r>
       <w:r>
         <w:rPr>
+          <w:rtl/>
+          <w:cs/>
           <w:lang w:val="ar_AE" w:bidi="ar_AE"/>
         </w:rPr>
         <w:t xml:space="preserve"> للتوضيح؛ ويشير يوحنا إلى نفسه كـ</w:t>
@@ -269,12 +329,16 @@
       <w:r>
         <w:rPr>
           <w:i/>
+          <w:rtl/>
+          <w:cs/>
           <w:lang w:val="ar_AE" w:bidi="ar_AE"/>
         </w:rPr>
         <w:t>الشيخ</w:t>
       </w:r>
       <w:r>
         <w:rPr>
+          <w:rtl/>
+          <w:cs/>
           <w:lang w:val="ar_AE" w:bidi="ar_AE"/>
         </w:rPr>
         <w:t xml:space="preserve"> لتأكيد سلطانه في الكنيسة. • إِلَى السيدة (باليونانية كِيرِيَّةَ) الْمُخْتَارَةِ وَإِلَى أَوْلاَدِهَا: الكلمة اليونانية كِيرِيَّةَ قد تكون اسم فرد محدد؛ والأرجح أنها تشير إلى كنيسة محلية معينة ومؤمنيها (قارن </w:t>
@@ -282,6 +346,8 @@
       <w:hyperlink r:id="rId13">
         <w:r>
           <w:rPr>
+            <w:rtl/>
+            <w:cs/>
             <w:lang w:val="ar_AE" w:bidi="ar_AE"/>
           </w:rPr>
           <w:rPr>
@@ -293,6 +359,8 @@
       </w:hyperlink>
       <w:r>
         <w:rPr>
+          <w:rtl/>
+          <w:cs/>
           <w:lang w:val="ar_AE" w:bidi="ar_AE"/>
         </w:rPr>
         <w:t xml:space="preserve">). • الَّذِينَ أَنَا أُحِبُّهُمْ بِالْحَقِّ: هذا إما يعني "أحبهم حقًا" (انظر </w:t>
@@ -300,6 +368,8 @@
       <w:hyperlink r:id="rId14">
         <w:r>
           <w:rPr>
+            <w:rtl/>
+            <w:cs/>
             <w:lang w:val="ar_AE" w:bidi="ar_AE"/>
           </w:rPr>
           <w:rPr>
@@ -311,6 +381,8 @@
       </w:hyperlink>
       <w:r>
         <w:rPr>
+          <w:rtl/>
+          <w:cs/>
           <w:lang w:val="ar_AE" w:bidi="ar_AE"/>
         </w:rPr>
         <w:t>) أو، على الأرجح، يشير إلى المحبة بين الذين يعلنون نفس الحق عن المسيح في مقابل أكاذيب المُعَلِّمين الكذبة (</w:t>
@@ -318,6 +390,8 @@
       <w:hyperlink r:id="rId15">
         <w:r>
           <w:rPr>
+            <w:rtl/>
+            <w:cs/>
             <w:lang w:val="ar_AE" w:bidi="ar_AE"/>
           </w:rPr>
           <w:rPr>
@@ -329,6 +403,8 @@
       </w:hyperlink>
       <w:r>
         <w:rPr>
+          <w:rtl/>
+          <w:cs/>
           <w:lang w:val="ar_AE" w:bidi="ar_AE"/>
         </w:rPr>
         <w:t xml:space="preserve">; انظر </w:t>
@@ -336,6 +412,8 @@
       <w:hyperlink r:id="rId16">
         <w:r>
           <w:rPr>
+            <w:rtl/>
+            <w:cs/>
             <w:lang w:val="ar_AE" w:bidi="ar_AE"/>
           </w:rPr>
           <w:rPr>
@@ -347,6 +425,8 @@
       </w:hyperlink>
       <w:r>
         <w:rPr>
+          <w:rtl/>
+          <w:cs/>
           <w:lang w:val="ar_AE" w:bidi="ar_AE"/>
         </w:rPr>
         <w:t xml:space="preserve">). ويؤكد يوحنا على الضمير </w:t>
@@ -354,23 +434,31 @@
       <w:r>
         <w:rPr>
           <w:i/>
+          <w:rtl/>
+          <w:cs/>
           <w:lang w:val="ar_AE" w:bidi="ar_AE"/>
         </w:rPr>
         <w:t>أنا</w:t>
       </w:r>
       <w:r>
         <w:rPr>
+          <w:rtl/>
+          <w:cs/>
           <w:lang w:val="ar_AE" w:bidi="ar_AE"/>
         </w:rPr>
         <w:t xml:space="preserve"> ليبين بشكل واضح عدم المحبة لدى المُعَلِّمين الكذبة، الذين رفضوا الكنيسة الحقيقية.</w:t>
       </w:r>
       <w:r>
         <w:rPr>
-          <w:lang w:val="ar_AE" w:bidi="ar_AE"/>
-        </w:rPr>
-      </w:r>
-      <w:r>
-        <w:rPr>
+          <w:rtl/>
+          <w:cs/>
+          <w:lang w:val="ar_AE" w:bidi="ar_AE"/>
+        </w:rPr>
+      </w:r>
+      <w:r>
+        <w:rPr>
+          <w:rtl/>
+          <w:cs/>
           <w:lang w:val="ar_AE" w:bidi="ar_AE"/>
         </w:rPr>
       </w:r>
@@ -381,6 +469,8 @@
       </w:pPr>
       <w:r>
         <w:rPr>
+          <w:rtl/>
+          <w:cs/>
           <w:lang w:val="ar_AE" w:bidi="ar_AE"/>
         </w:rPr>
       </w:r>
@@ -392,12 +482,16 @@
       </w:pPr>
       <w:r>
         <w:rPr>
+          <w:rtl/>
+          <w:cs/>
           <w:lang w:val="ar_AE" w:bidi="ar_AE"/>
         </w:rPr>
         <w:t>2 يوحنا 1: 1–3</w:t>
       </w:r>
       <w:r>
         <w:rPr>
+          <w:rtl/>
+          <w:cs/>
           <w:lang w:val="ar_AE" w:bidi="ar_AE"/>
         </w:rPr>
       </w:r>
@@ -408,11 +502,15 @@
       </w:pPr>
       <w:r>
         <w:rPr>
-          <w:lang w:val="ar_AE" w:bidi="ar_AE"/>
-        </w:rPr>
-      </w:r>
-      <w:r>
-        <w:rPr>
+          <w:rtl/>
+          <w:cs/>
+          <w:lang w:val="ar_AE" w:bidi="ar_AE"/>
+        </w:rPr>
+      </w:r>
+      <w:r>
+        <w:rPr>
+          <w:rtl/>
+          <w:cs/>
           <w:lang w:val="ar_AE" w:bidi="ar_AE"/>
         </w:rPr>
         <w:t xml:space="preserve">يبدأ يوحنا بمقدمة تقليدية لرسالة شخصية. • ويذكر يوحنا الحق أربع مرات في هذه المقدمة القصيرة ومرة واحدة في </w:t>
@@ -420,6 +518,8 @@
       <w:hyperlink r:id="rId17">
         <w:r>
           <w:rPr>
+            <w:rtl/>
+            <w:cs/>
             <w:lang w:val="ar_AE" w:bidi="ar_AE"/>
           </w:rPr>
           <w:rPr>
@@ -431,17 +531,23 @@
       </w:hyperlink>
       <w:r>
         <w:rPr>
+          <w:rtl/>
+          <w:cs/>
           <w:lang w:val="ar_AE" w:bidi="ar_AE"/>
         </w:rPr>
         <w:t>. فقد أراد يوحنا أن يعرف قراؤه الحق عن يسوع المسيح ويعيشوه في علاقتهم به، وألا يضلوا بسبب المُعَلِّمين الكذبة.</w:t>
       </w:r>
       <w:r>
         <w:rPr>
-          <w:lang w:val="ar_AE" w:bidi="ar_AE"/>
-        </w:rPr>
-      </w:r>
-      <w:r>
-        <w:rPr>
+          <w:rtl/>
+          <w:cs/>
+          <w:lang w:val="ar_AE" w:bidi="ar_AE"/>
+        </w:rPr>
+      </w:r>
+      <w:r>
+        <w:rPr>
+          <w:rtl/>
+          <w:cs/>
           <w:lang w:val="ar_AE" w:bidi="ar_AE"/>
         </w:rPr>
       </w:r>
@@ -452,6 +558,8 @@
       </w:pPr>
       <w:r>
         <w:rPr>
+          <w:rtl/>
+          <w:cs/>
           <w:lang w:val="ar_AE" w:bidi="ar_AE"/>
         </w:rPr>
       </w:r>
@@ -463,12 +571,16 @@
       </w:pPr>
       <w:r>
         <w:rPr>
+          <w:rtl/>
+          <w:cs/>
           <w:lang w:val="ar_AE" w:bidi="ar_AE"/>
         </w:rPr>
         <w:t>2 يوحنا 1: 2</w:t>
       </w:r>
       <w:r>
         <w:rPr>
+          <w:rtl/>
+          <w:cs/>
           <w:lang w:val="ar_AE" w:bidi="ar_AE"/>
         </w:rPr>
       </w:r>
@@ -479,11 +591,15 @@
       </w:pPr>
       <w:r>
         <w:rPr>
-          <w:lang w:val="ar_AE" w:bidi="ar_AE"/>
-        </w:rPr>
-      </w:r>
-      <w:r>
-        <w:rPr>
+          <w:rtl/>
+          <w:cs/>
+          <w:lang w:val="ar_AE" w:bidi="ar_AE"/>
+        </w:rPr>
+      </w:r>
+      <w:r>
+        <w:rPr>
+          <w:rtl/>
+          <w:cs/>
           <w:lang w:val="ar_AE" w:bidi="ar_AE"/>
         </w:rPr>
         <w:t xml:space="preserve">المحبة المسيحية متأصلة في معرفة الحق. والحق الذي يسكن فينا يتجاوز مجرد حقائق أو عقيدة؛ إنها حضور الله (انظر </w:t>
@@ -491,6 +607,8 @@
       <w:hyperlink r:id="rId18">
         <w:r>
           <w:rPr>
+            <w:rtl/>
+            <w:cs/>
             <w:lang w:val="ar_AE" w:bidi="ar_AE"/>
           </w:rPr>
           <w:rPr>
@@ -502,17 +620,23 @@
       </w:hyperlink>
       <w:r>
         <w:rPr>
+          <w:rtl/>
+          <w:cs/>
           <w:lang w:val="ar_AE" w:bidi="ar_AE"/>
         </w:rPr>
         <w:t>)، الذي سيكون معنا إلى الأبد.</w:t>
       </w:r>
       <w:r>
         <w:rPr>
-          <w:lang w:val="ar_AE" w:bidi="ar_AE"/>
-        </w:rPr>
-      </w:r>
-      <w:r>
-        <w:rPr>
+          <w:rtl/>
+          <w:cs/>
+          <w:lang w:val="ar_AE" w:bidi="ar_AE"/>
+        </w:rPr>
+      </w:r>
+      <w:r>
+        <w:rPr>
+          <w:rtl/>
+          <w:cs/>
           <w:lang w:val="ar_AE" w:bidi="ar_AE"/>
         </w:rPr>
       </w:r>
@@ -523,6 +647,8 @@
       </w:pPr>
       <w:r>
         <w:rPr>
+          <w:rtl/>
+          <w:cs/>
           <w:lang w:val="ar_AE" w:bidi="ar_AE"/>
         </w:rPr>
       </w:r>
@@ -534,12 +660,16 @@
       </w:pPr>
       <w:r>
         <w:rPr>
+          <w:rtl/>
+          <w:cs/>
           <w:lang w:val="ar_AE" w:bidi="ar_AE"/>
         </w:rPr>
         <w:t>2 يوحنا 1: 3</w:t>
       </w:r>
       <w:r>
         <w:rPr>
+          <w:rtl/>
+          <w:cs/>
           <w:lang w:val="ar_AE" w:bidi="ar_AE"/>
         </w:rPr>
       </w:r>
@@ -550,11 +680,15 @@
       </w:pPr>
       <w:r>
         <w:rPr>
-          <w:lang w:val="ar_AE" w:bidi="ar_AE"/>
-        </w:rPr>
-      </w:r>
-      <w:r>
-        <w:rPr>
+          <w:rtl/>
+          <w:cs/>
+          <w:lang w:val="ar_AE" w:bidi="ar_AE"/>
+        </w:rPr>
+      </w:r>
+      <w:r>
+        <w:rPr>
+          <w:rtl/>
+          <w:cs/>
           <w:lang w:val="ar_AE" w:bidi="ar_AE"/>
         </w:rPr>
         <w:t>النعمة والرحمة والسلام هي بركات يثق يوحنا أنها لأولئك الذين يعيشون في الحق والمحبة</w:t>
@@ -562,23 +696,31 @@
       <w:r>
         <w:rPr>
           <w:i/>
+          <w:rtl/>
+          <w:cs/>
           <w:lang w:val="ar_AE" w:bidi="ar_AE"/>
         </w:rPr>
         <w:t>،</w:t>
       </w:r>
       <w:r>
         <w:rPr>
+          <w:rtl/>
+          <w:cs/>
           <w:lang w:val="ar_AE" w:bidi="ar_AE"/>
         </w:rPr>
         <w:t xml:space="preserve"> وفي الذين يُظهِرون بواسطة أفعالهم أنهم أولاد الله.</w:t>
       </w:r>
       <w:r>
         <w:rPr>
-          <w:lang w:val="ar_AE" w:bidi="ar_AE"/>
-        </w:rPr>
-      </w:r>
-      <w:r>
-        <w:rPr>
+          <w:rtl/>
+          <w:cs/>
+          <w:lang w:val="ar_AE" w:bidi="ar_AE"/>
+        </w:rPr>
+      </w:r>
+      <w:r>
+        <w:rPr>
+          <w:rtl/>
+          <w:cs/>
           <w:lang w:val="ar_AE" w:bidi="ar_AE"/>
         </w:rPr>
       </w:r>
@@ -589,6 +731,8 @@
       </w:pPr>
       <w:r>
         <w:rPr>
+          <w:rtl/>
+          <w:cs/>
           <w:lang w:val="ar_AE" w:bidi="ar_AE"/>
         </w:rPr>
       </w:r>
@@ -600,12 +744,16 @@
       </w:pPr>
       <w:r>
         <w:rPr>
+          <w:rtl/>
+          <w:cs/>
           <w:lang w:val="ar_AE" w:bidi="ar_AE"/>
         </w:rPr>
         <w:t>2 يوحنا 1: 4–11</w:t>
       </w:r>
       <w:r>
         <w:rPr>
+          <w:rtl/>
+          <w:cs/>
           <w:lang w:val="ar_AE" w:bidi="ar_AE"/>
         </w:rPr>
       </w:r>
@@ -616,11 +764,15 @@
       </w:pPr>
       <w:r>
         <w:rPr>
-          <w:lang w:val="ar_AE" w:bidi="ar_AE"/>
-        </w:rPr>
-      </w:r>
-      <w:r>
-        <w:rPr>
+          <w:rtl/>
+          <w:cs/>
+          <w:lang w:val="ar_AE" w:bidi="ar_AE"/>
+        </w:rPr>
+      </w:r>
+      <w:r>
+        <w:rPr>
+          <w:rtl/>
+          <w:cs/>
           <w:lang w:val="ar_AE" w:bidi="ar_AE"/>
         </w:rPr>
         <w:t>يُطَبِّق يوحنّا الآن الحق والمحبة التي ذكرها في المقدمة (</w:t>
@@ -628,6 +780,8 @@
       <w:hyperlink r:id="rId19">
         <w:r>
           <w:rPr>
+            <w:rtl/>
+            <w:cs/>
             <w:lang w:val="ar_AE" w:bidi="ar_AE"/>
           </w:rPr>
           <w:rPr>
@@ -639,6 +793,8 @@
       </w:hyperlink>
       <w:r>
         <w:rPr>
+          <w:rtl/>
+          <w:cs/>
           <w:lang w:val="ar_AE" w:bidi="ar_AE"/>
         </w:rPr>
         <w:t>) على وضع القراء. فإن السلوك في الحق والمحبة يعني الحفاظ على الشركة مع المؤمنين الحقيقيين (</w:t>
@@ -646,6 +802,8 @@
       <w:hyperlink r:id="rId20">
         <w:r>
           <w:rPr>
+            <w:rtl/>
+            <w:cs/>
             <w:lang w:val="ar_AE" w:bidi="ar_AE"/>
           </w:rPr>
           <w:rPr>
@@ -657,6 +815,8 @@
       </w:hyperlink>
       <w:r>
         <w:rPr>
+          <w:rtl/>
+          <w:cs/>
           <w:lang w:val="ar_AE" w:bidi="ar_AE"/>
         </w:rPr>
         <w:t>)، وأيضًا تمييز المُعَلِّمين الكذبة ورفض الاستماع إليهم أو مساعدتهم (</w:t>
@@ -664,6 +824,8 @@
       <w:hyperlink r:id="rId21">
         <w:r>
           <w:rPr>
+            <w:rtl/>
+            <w:cs/>
             <w:lang w:val="ar_AE" w:bidi="ar_AE"/>
           </w:rPr>
           <w:rPr>
@@ -675,17 +837,23 @@
       </w:hyperlink>
       <w:r>
         <w:rPr>
+          <w:rtl/>
+          <w:cs/>
           <w:lang w:val="ar_AE" w:bidi="ar_AE"/>
         </w:rPr>
         <w:t>).</w:t>
       </w:r>
       <w:r>
         <w:rPr>
-          <w:lang w:val="ar_AE" w:bidi="ar_AE"/>
-        </w:rPr>
-      </w:r>
-      <w:r>
-        <w:rPr>
+          <w:rtl/>
+          <w:cs/>
+          <w:lang w:val="ar_AE" w:bidi="ar_AE"/>
+        </w:rPr>
+      </w:r>
+      <w:r>
+        <w:rPr>
+          <w:rtl/>
+          <w:cs/>
           <w:lang w:val="ar_AE" w:bidi="ar_AE"/>
         </w:rPr>
       </w:r>
@@ -696,6 +864,8 @@
       </w:pPr>
       <w:r>
         <w:rPr>
+          <w:rtl/>
+          <w:cs/>
           <w:lang w:val="ar_AE" w:bidi="ar_AE"/>
         </w:rPr>
       </w:r>
@@ -707,12 +877,16 @@
       </w:pPr>
       <w:r>
         <w:rPr>
+          <w:rtl/>
+          <w:cs/>
           <w:lang w:val="ar_AE" w:bidi="ar_AE"/>
         </w:rPr>
         <w:t>2 يوحنا 1: 5</w:t>
       </w:r>
       <w:r>
         <w:rPr>
+          <w:rtl/>
+          <w:cs/>
           <w:lang w:val="ar_AE" w:bidi="ar_AE"/>
         </w:rPr>
       </w:r>
@@ -723,11 +897,15 @@
       </w:pPr>
       <w:r>
         <w:rPr>
-          <w:lang w:val="ar_AE" w:bidi="ar_AE"/>
-        </w:rPr>
-      </w:r>
-      <w:r>
-        <w:rPr>
+          <w:rtl/>
+          <w:cs/>
+          <w:lang w:val="ar_AE" w:bidi="ar_AE"/>
+        </w:rPr>
+      </w:r>
+      <w:r>
+        <w:rPr>
+          <w:rtl/>
+          <w:cs/>
           <w:lang w:val="ar_AE" w:bidi="ar_AE"/>
         </w:rPr>
         <w:t xml:space="preserve">أكتب لأذكركم، أيها الأصدقاء الأعزاء: حرفيًا </w:t>
@@ -735,35 +913,47 @@
       <w:r>
         <w:rPr>
           <w:i/>
+          <w:rtl/>
+          <w:cs/>
           <w:lang w:val="ar_AE" w:bidi="ar_AE"/>
         </w:rPr>
         <w:t>وَالآنَ أَطْلُبُ مِنْكِ يَا كِيرِيَّةُ.</w:t>
       </w:r>
       <w:r>
         <w:rPr>
+          <w:rtl/>
+          <w:cs/>
           <w:lang w:val="ar_AE" w:bidi="ar_AE"/>
         </w:rPr>
         <w:t xml:space="preserve"> انظر </w:t>
       </w:r>
       <w:r>
         <w:rPr>
+          <w:rtl/>
+          <w:cs/>
           <w:lang w:val="ar_AE" w:bidi="ar_AE"/>
         </w:rPr>
         <w:t>ملاحظة الدراسة على 1:1</w:t>
       </w:r>
       <w:r>
         <w:rPr>
+          <w:rtl/>
+          <w:cs/>
           <w:lang w:val="ar_AE" w:bidi="ar_AE"/>
         </w:rPr>
         <w:t>.</w:t>
       </w:r>
       <w:r>
         <w:rPr>
-          <w:lang w:val="ar_AE" w:bidi="ar_AE"/>
-        </w:rPr>
-      </w:r>
-      <w:r>
-        <w:rPr>
+          <w:rtl/>
+          <w:cs/>
+          <w:lang w:val="ar_AE" w:bidi="ar_AE"/>
+        </w:rPr>
+      </w:r>
+      <w:r>
+        <w:rPr>
+          <w:rtl/>
+          <w:cs/>
           <w:lang w:val="ar_AE" w:bidi="ar_AE"/>
         </w:rPr>
       </w:r>
@@ -774,6 +964,8 @@
       </w:pPr>
       <w:r>
         <w:rPr>
+          <w:rtl/>
+          <w:cs/>
           <w:lang w:val="ar_AE" w:bidi="ar_AE"/>
         </w:rPr>
       </w:r>
@@ -785,12 +977,16 @@
       </w:pPr>
       <w:r>
         <w:rPr>
+          <w:rtl/>
+          <w:cs/>
           <w:lang w:val="ar_AE" w:bidi="ar_AE"/>
         </w:rPr>
         <w:t>2 يوحنا 1: 7</w:t>
       </w:r>
       <w:r>
         <w:rPr>
+          <w:rtl/>
+          <w:cs/>
           <w:lang w:val="ar_AE" w:bidi="ar_AE"/>
         </w:rPr>
       </w:r>
@@ -801,11 +997,15 @@
       </w:pPr>
       <w:r>
         <w:rPr>
-          <w:lang w:val="ar_AE" w:bidi="ar_AE"/>
-        </w:rPr>
-      </w:r>
-      <w:r>
-        <w:rPr>
+          <w:rtl/>
+          <w:cs/>
+          <w:lang w:val="ar_AE" w:bidi="ar_AE"/>
+        </w:rPr>
+      </w:r>
+      <w:r>
+        <w:rPr>
+          <w:rtl/>
+          <w:cs/>
           <w:lang w:val="ar_AE" w:bidi="ar_AE"/>
         </w:rPr>
         <w:t xml:space="preserve">لأَنَّهُ قَدْ دَخَلَ إِلَى الْعَالَمِ مُضِلُّونَ كَثِيرُونَ: كان الدوسيتيون ينكرون أن يسوع المسيح جاء في جسد حقيقي. وقد دحض يوحنا هذه الهرطقة في رسالته الأولى (انظر </w:t>
@@ -813,6 +1013,8 @@
       <w:hyperlink r:id="rId22">
         <w:r>
           <w:rPr>
+            <w:rtl/>
+            <w:cs/>
             <w:lang w:val="ar_AE" w:bidi="ar_AE"/>
           </w:rPr>
           <w:rPr>
@@ -824,6 +1026,8 @@
       </w:hyperlink>
       <w:r>
         <w:rPr>
+          <w:rtl/>
+          <w:cs/>
           <w:lang w:val="ar_AE" w:bidi="ar_AE"/>
         </w:rPr>
         <w:t>). • المُعَلِّم الكاذب هو مخادع</w:t>
@@ -831,12 +1035,16 @@
       <w:r>
         <w:rPr>
           <w:i/>
+          <w:rtl/>
+          <w:cs/>
           <w:lang w:val="ar_AE" w:bidi="ar_AE"/>
         </w:rPr>
         <w:t>،</w:t>
       </w:r>
       <w:r>
         <w:rPr>
+          <w:rtl/>
+          <w:cs/>
           <w:lang w:val="ar_AE" w:bidi="ar_AE"/>
         </w:rPr>
         <w:t xml:space="preserve"> لأنه يضلل المؤمنين غير الحذرين، وهو أيضًا ضد للمسيح</w:t>
@@ -844,23 +1052,31 @@
       <w:r>
         <w:rPr>
           <w:i/>
+          <w:rtl/>
+          <w:cs/>
           <w:lang w:val="ar_AE" w:bidi="ar_AE"/>
         </w:rPr>
         <w:t>،</w:t>
       </w:r>
       <w:r>
         <w:rPr>
+          <w:rtl/>
+          <w:cs/>
           <w:lang w:val="ar_AE" w:bidi="ar_AE"/>
         </w:rPr>
         <w:t xml:space="preserve"> لأنه يشتت الناس ويبعدهم عن المسيح الحقيقي. وباستخدام رمز أخروي لضد المسيح، يشير يوحنا إلى خطورة الهرطقة والدينونة النهائية على المُعَلِّمين الكذبة.</w:t>
       </w:r>
       <w:r>
         <w:rPr>
-          <w:lang w:val="ar_AE" w:bidi="ar_AE"/>
-        </w:rPr>
-      </w:r>
-      <w:r>
-        <w:rPr>
+          <w:rtl/>
+          <w:cs/>
+          <w:lang w:val="ar_AE" w:bidi="ar_AE"/>
+        </w:rPr>
+      </w:r>
+      <w:r>
+        <w:rPr>
+          <w:rtl/>
+          <w:cs/>
           <w:lang w:val="ar_AE" w:bidi="ar_AE"/>
         </w:rPr>
       </w:r>
@@ -871,6 +1087,8 @@
       </w:pPr>
       <w:r>
         <w:rPr>
+          <w:rtl/>
+          <w:cs/>
           <w:lang w:val="ar_AE" w:bidi="ar_AE"/>
         </w:rPr>
       </w:r>
@@ -882,12 +1100,16 @@
       </w:pPr>
       <w:r>
         <w:rPr>
+          <w:rtl/>
+          <w:cs/>
           <w:lang w:val="ar_AE" w:bidi="ar_AE"/>
         </w:rPr>
         <w:t>2 يوحنا 1: 8</w:t>
       </w:r>
       <w:r>
         <w:rPr>
+          <w:rtl/>
+          <w:cs/>
           <w:lang w:val="ar_AE" w:bidi="ar_AE"/>
         </w:rPr>
       </w:r>
@@ -898,11 +1120,15 @@
       </w:pPr>
       <w:r>
         <w:rPr>
-          <w:lang w:val="ar_AE" w:bidi="ar_AE"/>
-        </w:rPr>
-      </w:r>
-      <w:r>
-        <w:rPr>
+          <w:rtl/>
+          <w:cs/>
+          <w:lang w:val="ar_AE" w:bidi="ar_AE"/>
+        </w:rPr>
+      </w:r>
+      <w:r>
+        <w:rPr>
+          <w:rtl/>
+          <w:cs/>
           <w:lang w:val="ar_AE" w:bidi="ar_AE"/>
         </w:rPr>
         <w:t>نحن: تشير هذه الكلمة (الضمير المستتر) إلى الرسل وشركائهم في الخدمة. فقد عَلَّم الرسل الحق ودافعوا عنه ضد الهرطقات، وهنا يتم نُصح المؤمنون (المشار إليهم بكلمة أنفسكم) بأن يحموا إيمانهم من التعليم الذي قد يضرهم (</w:t>
@@ -910,6 +1136,8 @@
       <w:hyperlink r:id="rId23">
         <w:r>
           <w:rPr>
+            <w:rtl/>
+            <w:cs/>
             <w:lang w:val="ar_AE" w:bidi="ar_AE"/>
           </w:rPr>
           <w:rPr>
@@ -921,17 +1149,23 @@
       </w:hyperlink>
       <w:r>
         <w:rPr>
+          <w:rtl/>
+          <w:cs/>
           <w:lang w:val="ar_AE" w:bidi="ar_AE"/>
         </w:rPr>
         <w:t>).</w:t>
       </w:r>
       <w:r>
         <w:rPr>
-          <w:lang w:val="ar_AE" w:bidi="ar_AE"/>
-        </w:rPr>
-      </w:r>
-      <w:r>
-        <w:rPr>
+          <w:rtl/>
+          <w:cs/>
+          <w:lang w:val="ar_AE" w:bidi="ar_AE"/>
+        </w:rPr>
+      </w:r>
+      <w:r>
+        <w:rPr>
+          <w:rtl/>
+          <w:cs/>
           <w:lang w:val="ar_AE" w:bidi="ar_AE"/>
         </w:rPr>
       </w:r>
@@ -942,6 +1176,8 @@
       </w:pPr>
       <w:r>
         <w:rPr>
+          <w:rtl/>
+          <w:cs/>
           <w:lang w:val="ar_AE" w:bidi="ar_AE"/>
         </w:rPr>
       </w:r>
@@ -953,12 +1189,16 @@
       </w:pPr>
       <w:r>
         <w:rPr>
+          <w:rtl/>
+          <w:cs/>
           <w:lang w:val="ar_AE" w:bidi="ar_AE"/>
         </w:rPr>
         <w:t>2 يوحنا 1: 9</w:t>
       </w:r>
       <w:r>
         <w:rPr>
+          <w:rtl/>
+          <w:cs/>
           <w:lang w:val="ar_AE" w:bidi="ar_AE"/>
         </w:rPr>
       </w:r>
@@ -969,11 +1209,15 @@
       </w:pPr>
       <w:r>
         <w:rPr>
-          <w:lang w:val="ar_AE" w:bidi="ar_AE"/>
-        </w:rPr>
-      </w:r>
-      <w:r>
-        <w:rPr>
+          <w:rtl/>
+          <w:cs/>
+          <w:lang w:val="ar_AE" w:bidi="ar_AE"/>
+        </w:rPr>
+      </w:r>
+      <w:r>
+        <w:rPr>
+          <w:rtl/>
+          <w:cs/>
           <w:lang w:val="ar_AE" w:bidi="ar_AE"/>
         </w:rPr>
         <w:t xml:space="preserve">أي شخص يبتعد عن هذا التعليم (حرفيًا </w:t>
@@ -981,12 +1225,16 @@
       <w:r>
         <w:rPr>
           <w:i/>
+          <w:rtl/>
+          <w:cs/>
           <w:lang w:val="ar_AE" w:bidi="ar_AE"/>
         </w:rPr>
         <w:t>كُلُّ مَنْ تَعَدَّى وَلَمْ يَثْبُتْ فِي تَعْلِيمِ الْمَسِيحِ</w:t>
       </w:r>
       <w:r>
         <w:rPr>
+          <w:rtl/>
+          <w:cs/>
           <w:lang w:val="ar_AE" w:bidi="ar_AE"/>
         </w:rPr>
         <w:t xml:space="preserve">): أن </w:t>
@@ -994,23 +1242,31 @@
       <w:r>
         <w:rPr>
           <w:i/>
+          <w:rtl/>
+          <w:cs/>
           <w:lang w:val="ar_AE" w:bidi="ar_AE"/>
         </w:rPr>
         <w:t>يتعدى</w:t>
       </w:r>
       <w:r>
         <w:rPr>
+          <w:rtl/>
+          <w:cs/>
           <w:lang w:val="ar_AE" w:bidi="ar_AE"/>
         </w:rPr>
         <w:t xml:space="preserve"> يعني أن يتعارض مع التعاليم الرسولية عن يسوع المسيح وأن يؤمن بأمور عن يسوع لم يُعَلِّمها الرسل. وهذا تحذير للكنيسة بعدم الاستماع إلى المُعَلِّمين الكذبة.</w:t>
       </w:r>
       <w:r>
         <w:rPr>
-          <w:lang w:val="ar_AE" w:bidi="ar_AE"/>
-        </w:rPr>
-      </w:r>
-      <w:r>
-        <w:rPr>
+          <w:rtl/>
+          <w:cs/>
+          <w:lang w:val="ar_AE" w:bidi="ar_AE"/>
+        </w:rPr>
+      </w:r>
+      <w:r>
+        <w:rPr>
+          <w:rtl/>
+          <w:cs/>
           <w:lang w:val="ar_AE" w:bidi="ar_AE"/>
         </w:rPr>
       </w:r>
@@ -1021,6 +1277,8 @@
       </w:pPr>
       <w:r>
         <w:rPr>
+          <w:rtl/>
+          <w:cs/>
           <w:lang w:val="ar_AE" w:bidi="ar_AE"/>
         </w:rPr>
       </w:r>
@@ -1032,12 +1290,16 @@
       </w:pPr>
       <w:r>
         <w:rPr>
+          <w:rtl/>
+          <w:cs/>
           <w:lang w:val="ar_AE" w:bidi="ar_AE"/>
         </w:rPr>
         <w:t>2 يوحنا 1: 10–11</w:t>
       </w:r>
       <w:r>
         <w:rPr>
+          <w:rtl/>
+          <w:cs/>
           <w:lang w:val="ar_AE" w:bidi="ar_AE"/>
         </w:rPr>
       </w:r>
@@ -1048,11 +1310,15 @@
       </w:pPr>
       <w:r>
         <w:rPr>
-          <w:lang w:val="ar_AE" w:bidi="ar_AE"/>
-        </w:rPr>
-      </w:r>
-      <w:r>
-        <w:rPr>
+          <w:rtl/>
+          <w:cs/>
+          <w:lang w:val="ar_AE" w:bidi="ar_AE"/>
+        </w:rPr>
+      </w:r>
+      <w:r>
+        <w:rPr>
+          <w:rtl/>
+          <w:cs/>
           <w:lang w:val="ar_AE" w:bidi="ar_AE"/>
         </w:rPr>
         <w:t>لا ينبغي للمؤمنين دعوة ذلك الشخص</w:t>
@@ -1060,12 +1326,16 @@
       <w:r>
         <w:rPr>
           <w:i/>
+          <w:rtl/>
+          <w:cs/>
           <w:lang w:val="ar_AE" w:bidi="ar_AE"/>
         </w:rPr>
         <w:t>،</w:t>
       </w:r>
       <w:r>
         <w:rPr>
+          <w:rtl/>
+          <w:cs/>
           <w:lang w:val="ar_AE" w:bidi="ar_AE"/>
         </w:rPr>
         <w:t xml:space="preserve"> الذي لا يعرف الحق عن المسيح، إلى بيوتهم. فقد كانت الكنائس الأولى تجتمع في البيوت (انظر </w:t>
@@ -1073,6 +1343,8 @@
       <w:hyperlink r:id="rId24">
         <w:r>
           <w:rPr>
+            <w:rtl/>
+            <w:cs/>
             <w:lang w:val="ar_AE" w:bidi="ar_AE"/>
           </w:rPr>
           <w:rPr>
@@ -1084,6 +1356,8 @@
       </w:hyperlink>
       <w:r>
         <w:rPr>
+          <w:rtl/>
+          <w:cs/>
           <w:lang w:val="ar_AE" w:bidi="ar_AE"/>
         </w:rPr>
         <w:t xml:space="preserve">؛ </w:t>
@@ -1091,6 +1365,8 @@
       <w:hyperlink r:id="rId25">
         <w:r>
           <w:rPr>
+            <w:rtl/>
+            <w:cs/>
             <w:lang w:val="ar_AE" w:bidi="ar_AE"/>
           </w:rPr>
           <w:rPr>
@@ -1102,6 +1378,8 @@
       </w:hyperlink>
       <w:r>
         <w:rPr>
+          <w:rtl/>
+          <w:cs/>
           <w:lang w:val="ar_AE" w:bidi="ar_AE"/>
         </w:rPr>
         <w:t xml:space="preserve">؛ </w:t>
@@ -1109,6 +1387,8 @@
       <w:hyperlink r:id="rId26">
         <w:r>
           <w:rPr>
+            <w:rtl/>
+            <w:cs/>
             <w:lang w:val="ar_AE" w:bidi="ar_AE"/>
           </w:rPr>
           <w:rPr>
@@ -1120,6 +1400,8 @@
       </w:hyperlink>
       <w:r>
         <w:rPr>
+          <w:rtl/>
+          <w:cs/>
           <w:lang w:val="ar_AE" w:bidi="ar_AE"/>
         </w:rPr>
         <w:t xml:space="preserve">؛ </w:t>
@@ -1127,6 +1409,8 @@
       <w:hyperlink r:id="rId27">
         <w:r>
           <w:rPr>
+            <w:rtl/>
+            <w:cs/>
             <w:lang w:val="ar_AE" w:bidi="ar_AE"/>
           </w:rPr>
           <w:rPr>
@@ -1138,6 +1422,8 @@
       </w:hyperlink>
       <w:r>
         <w:rPr>
+          <w:rtl/>
+          <w:cs/>
           <w:lang w:val="ar_AE" w:bidi="ar_AE"/>
         </w:rPr>
         <w:t xml:space="preserve">، </w:t>
@@ -1145,6 +1431,8 @@
       <w:hyperlink r:id="rId28">
         <w:r>
           <w:rPr>
+            <w:rtl/>
+            <w:cs/>
             <w:lang w:val="ar_AE" w:bidi="ar_AE"/>
           </w:rPr>
           <w:rPr>
@@ -1156,6 +1444,8 @@
       </w:hyperlink>
       <w:r>
         <w:rPr>
+          <w:rtl/>
+          <w:cs/>
           <w:lang w:val="ar_AE" w:bidi="ar_AE"/>
         </w:rPr>
         <w:t xml:space="preserve">؛ </w:t>
@@ -1163,6 +1453,8 @@
       <w:hyperlink r:id="rId29">
         <w:r>
           <w:rPr>
+            <w:rtl/>
+            <w:cs/>
             <w:lang w:val="ar_AE" w:bidi="ar_AE"/>
           </w:rPr>
           <w:rPr>
@@ -1174,6 +1466,8 @@
       </w:hyperlink>
       <w:r>
         <w:rPr>
+          <w:rtl/>
+          <w:cs/>
           <w:lang w:val="ar_AE" w:bidi="ar_AE"/>
         </w:rPr>
         <w:t xml:space="preserve">؛ </w:t>
@@ -1181,6 +1475,8 @@
       <w:hyperlink r:id="rId30">
         <w:r>
           <w:rPr>
+            <w:rtl/>
+            <w:cs/>
             <w:lang w:val="ar_AE" w:bidi="ar_AE"/>
           </w:rPr>
           <w:rPr>
@@ -1192,17 +1488,23 @@
       </w:hyperlink>
       <w:r>
         <w:rPr>
+          <w:rtl/>
+          <w:cs/>
           <w:lang w:val="ar_AE" w:bidi="ar_AE"/>
         </w:rPr>
         <w:t>)، لذا قد يشير هذا إلى دعوة المُعَلِّمين الكذبة إلى اجتماع الكنيسة. وقد يشير أيضًا إلى تقديم أي شكل من أشكال الضيافة للمُعَلِّمين الكذبة، مما سيساعد في مهمتهم. الطريقة الوحيدة للتعامل معهم كانت عدم قبولهم في شركة المؤمنين.</w:t>
       </w:r>
       <w:r>
         <w:rPr>
-          <w:lang w:val="ar_AE" w:bidi="ar_AE"/>
-        </w:rPr>
-      </w:r>
-      <w:r>
-        <w:rPr>
+          <w:rtl/>
+          <w:cs/>
+          <w:lang w:val="ar_AE" w:bidi="ar_AE"/>
+        </w:rPr>
+      </w:r>
+      <w:r>
+        <w:rPr>
+          <w:rtl/>
+          <w:cs/>
           <w:lang w:val="ar_AE" w:bidi="ar_AE"/>
         </w:rPr>
       </w:r>
@@ -1213,6 +1515,8 @@
       </w:pPr>
       <w:r>
         <w:rPr>
+          <w:rtl/>
+          <w:cs/>
           <w:lang w:val="ar_AE" w:bidi="ar_AE"/>
         </w:rPr>
       </w:r>
@@ -1224,12 +1528,16 @@
       </w:pPr>
       <w:r>
         <w:rPr>
+          <w:rtl/>
+          <w:cs/>
           <w:lang w:val="ar_AE" w:bidi="ar_AE"/>
         </w:rPr>
         <w:t>2 يوحنا 1: 12</w:t>
       </w:r>
       <w:r>
         <w:rPr>
+          <w:rtl/>
+          <w:cs/>
           <w:lang w:val="ar_AE" w:bidi="ar_AE"/>
         </w:rPr>
       </w:r>
@@ -1240,11 +1548,15 @@
       </w:pPr>
       <w:r>
         <w:rPr>
-          <w:lang w:val="ar_AE" w:bidi="ar_AE"/>
-        </w:rPr>
-      </w:r>
-      <w:r>
-        <w:rPr>
+          <w:rtl/>
+          <w:cs/>
+          <w:lang w:val="ar_AE" w:bidi="ar_AE"/>
+        </w:rPr>
+      </w:r>
+      <w:r>
+        <w:rPr>
+          <w:rtl/>
+          <w:cs/>
           <w:lang w:val="ar_AE" w:bidi="ar_AE"/>
         </w:rPr>
         <w:t xml:space="preserve">التعبير الاصطلاحي "وجهًا لوجه" يحمل نفس المعنى كما في التعبير الاصطلاحي اليوناني المستخدم هنا (حرفيًا </w:t>
@@ -1252,12 +1564,16 @@
       <w:r>
         <w:rPr>
           <w:i/>
+          <w:rtl/>
+          <w:cs/>
           <w:lang w:val="ar_AE" w:bidi="ar_AE"/>
         </w:rPr>
         <w:t>فمًا لفم؛</w:t>
       </w:r>
       <w:r>
         <w:rPr>
+          <w:rtl/>
+          <w:cs/>
           <w:lang w:val="ar_AE" w:bidi="ar_AE"/>
         </w:rPr>
         <w:t xml:space="preserve"> انظر أيضًا </w:t>
@@ -1265,6 +1581,8 @@
       <w:hyperlink r:id="rId31">
         <w:r>
           <w:rPr>
+            <w:rtl/>
+            <w:cs/>
             <w:lang w:val="ar_AE" w:bidi="ar_AE"/>
           </w:rPr>
           <w:rPr>
@@ -1276,17 +1594,23 @@
       </w:hyperlink>
       <w:r>
         <w:rPr>
+          <w:rtl/>
+          <w:cs/>
           <w:lang w:val="ar_AE" w:bidi="ar_AE"/>
         </w:rPr>
         <w:t>). • لِكَيْ يَكُونَ فَرَحُنَا كَامِلًا: علاقتنا بالمسيح ليست مجرد اختبار شخصي؛ بل نختبر الفرح الكامل عن طريق الشركة المتناغمة مع المؤمنين الآخرين.</w:t>
       </w:r>
       <w:r>
         <w:rPr>
-          <w:lang w:val="ar_AE" w:bidi="ar_AE"/>
-        </w:rPr>
-      </w:r>
-      <w:r>
-        <w:rPr>
+          <w:rtl/>
+          <w:cs/>
+          <w:lang w:val="ar_AE" w:bidi="ar_AE"/>
+        </w:rPr>
+      </w:r>
+      <w:r>
+        <w:rPr>
+          <w:rtl/>
+          <w:cs/>
           <w:lang w:val="ar_AE" w:bidi="ar_AE"/>
         </w:rPr>
       </w:r>
@@ -1297,6 +1621,8 @@
       </w:pPr>
       <w:r>
         <w:rPr>
+          <w:rtl/>
+          <w:cs/>
           <w:lang w:val="ar_AE" w:bidi="ar_AE"/>
         </w:rPr>
       </w:r>
@@ -1308,12 +1634,16 @@
       </w:pPr>
       <w:r>
         <w:rPr>
+          <w:rtl/>
+          <w:cs/>
           <w:lang w:val="ar_AE" w:bidi="ar_AE"/>
         </w:rPr>
         <w:t>2 يوحنا 1: 13</w:t>
       </w:r>
       <w:r>
         <w:rPr>
+          <w:rtl/>
+          <w:cs/>
           <w:lang w:val="ar_AE" w:bidi="ar_AE"/>
         </w:rPr>
       </w:r>
@@ -1324,11 +1654,15 @@
       </w:pPr>
       <w:r>
         <w:rPr>
-          <w:lang w:val="ar_AE" w:bidi="ar_AE"/>
-        </w:rPr>
-      </w:r>
-      <w:r>
-        <w:rPr>
+          <w:rtl/>
+          <w:cs/>
+          <w:lang w:val="ar_AE" w:bidi="ar_AE"/>
+        </w:rPr>
+      </w:r>
+      <w:r>
+        <w:rPr>
+          <w:rtl/>
+          <w:cs/>
           <w:lang w:val="ar_AE" w:bidi="ar_AE"/>
         </w:rPr>
         <w:t xml:space="preserve">أَوْلاَدُ أُخْتِكِ الْمُخْتَارَةِ: قد يشير هذا إلى الكنيسة الشقيقة في أفسس وأعضائها، حيث كان يوحنا يقيم (انظر </w:t>
@@ -1336,6 +1670,8 @@
       <w:hyperlink r:id="rId32">
         <w:r>
           <w:rPr>
+            <w:rtl/>
+            <w:cs/>
             <w:lang w:val="ar_AE" w:bidi="ar_AE"/>
           </w:rPr>
           <w:rPr>
@@ -1347,17 +1683,23 @@
       </w:hyperlink>
       <w:r>
         <w:rPr>
+          <w:rtl/>
+          <w:cs/>
           <w:lang w:val="ar_AE" w:bidi="ar_AE"/>
         </w:rPr>
         <w:t>). فقد عاش يوحنا في تلك المنطقة وكان يرعى عدة كنائس.</w:t>
       </w:r>
       <w:r>
         <w:rPr>
-          <w:lang w:val="ar_AE" w:bidi="ar_AE"/>
-        </w:rPr>
-      </w:r>
-      <w:r>
-        <w:rPr>
+          <w:rtl/>
+          <w:cs/>
+          <w:lang w:val="ar_AE" w:bidi="ar_AE"/>
+        </w:rPr>
+      </w:r>
+      <w:r>
+        <w:rPr>
+          <w:rtl/>
+          <w:cs/>
           <w:lang w:val="ar_AE" w:bidi="ar_AE"/>
         </w:rPr>
       </w:r>

--- a/arb/docx/63.content.docx
+++ b/arb/docx/63.content.docx
@@ -343,20 +343,14 @@
         </w:rPr>
         <w:t xml:space="preserve"> لتأكيد سلطانه في الكنيسة. • إِلَى السيدة (باليونانية كِيرِيَّةَ) الْمُخْتَارَةِ وَإِلَى أَوْلاَدِهَا: الكلمة اليونانية كِيرِيَّةَ قد تكون اسم فرد محدد؛ والأرجح أنها تشير إلى كنيسة محلية معينة ومؤمنيها (قارن </w:t>
       </w:r>
-      <w:hyperlink r:id="rId13">
-        <w:r>
-          <w:rPr>
-            <w:rtl/>
-            <w:cs/>
-            <w:lang w:val="ar_AE" w:bidi="ar_AE"/>
-          </w:rPr>
-          <w:rPr>
-            <w:color w:val="0000EE"/>
-            <w:u w:val="single"/>
-          </w:rPr>
-          <w:t>1:13</w:t>
-        </w:r>
-      </w:hyperlink>
+      <w:r>
+        <w:rPr>
+          <w:rtl/>
+          <w:cs/>
+          <w:lang w:val="ar_AE" w:bidi="ar_AE"/>
+        </w:rPr>
+        <w:t>1:13</w:t>
+      </w:r>
       <w:r>
         <w:rPr>
           <w:rtl/>
@@ -365,20 +359,14 @@
         </w:rPr>
         <w:t xml:space="preserve">). • الَّذِينَ أَنَا أُحِبُّهُمْ بِالْحَقِّ: هذا إما يعني "أحبهم حقًا" (انظر </w:t>
       </w:r>
-      <w:hyperlink r:id="rId14">
-        <w:r>
-          <w:rPr>
-            <w:rtl/>
-            <w:cs/>
-            <w:lang w:val="ar_AE" w:bidi="ar_AE"/>
-          </w:rPr>
-          <w:rPr>
-            <w:color w:val="0000EE"/>
-            <w:u w:val="single"/>
-          </w:rPr>
-          <w:t>1:5–6</w:t>
-        </w:r>
-      </w:hyperlink>
+      <w:r>
+        <w:rPr>
+          <w:rtl/>
+          <w:cs/>
+          <w:lang w:val="ar_AE" w:bidi="ar_AE"/>
+        </w:rPr>
+        <w:t>1:5–6</w:t>
+      </w:r>
       <w:r>
         <w:rPr>
           <w:rtl/>
@@ -387,20 +375,14 @@
         </w:rPr>
         <w:t>) أو، على الأرجح، يشير إلى المحبة بين الذين يعلنون نفس الحق عن المسيح في مقابل أكاذيب المُعَلِّمين الكذبة (</w:t>
       </w:r>
-      <w:hyperlink r:id="rId15">
-        <w:r>
-          <w:rPr>
-            <w:rtl/>
-            <w:cs/>
-            <w:lang w:val="ar_AE" w:bidi="ar_AE"/>
-          </w:rPr>
-          <w:rPr>
-            <w:color w:val="0000EE"/>
-            <w:u w:val="single"/>
-          </w:rPr>
-          <w:t>1:7</w:t>
-        </w:r>
-      </w:hyperlink>
+      <w:r>
+        <w:rPr>
+          <w:rtl/>
+          <w:cs/>
+          <w:lang w:val="ar_AE" w:bidi="ar_AE"/>
+        </w:rPr>
+        <w:t>1:7</w:t>
+      </w:r>
       <w:r>
         <w:rPr>
           <w:rtl/>
@@ -409,20 +391,14 @@
         </w:rPr>
         <w:t xml:space="preserve">; انظر </w:t>
       </w:r>
-      <w:hyperlink r:id="rId16">
-        <w:r>
-          <w:rPr>
-            <w:rtl/>
-            <w:cs/>
-            <w:lang w:val="ar_AE" w:bidi="ar_AE"/>
-          </w:rPr>
-          <w:rPr>
-            <w:color w:val="0000EE"/>
-            <w:u w:val="single"/>
-          </w:rPr>
-          <w:t>1 يو 2:21–23</w:t>
-        </w:r>
-      </w:hyperlink>
+      <w:r>
+        <w:rPr>
+          <w:rtl/>
+          <w:cs/>
+          <w:lang w:val="ar_AE" w:bidi="ar_AE"/>
+        </w:rPr>
+        <w:t>1 يو 2:21–23</w:t>
+      </w:r>
       <w:r>
         <w:rPr>
           <w:rtl/>
@@ -515,20 +491,14 @@
         </w:rPr>
         <w:t xml:space="preserve">يبدأ يوحنا بمقدمة تقليدية لرسالة شخصية. • ويذكر يوحنا الحق أربع مرات في هذه المقدمة القصيرة ومرة واحدة في </w:t>
       </w:r>
-      <w:hyperlink r:id="rId17">
-        <w:r>
-          <w:rPr>
-            <w:rtl/>
-            <w:cs/>
-            <w:lang w:val="ar_AE" w:bidi="ar_AE"/>
-          </w:rPr>
-          <w:rPr>
-            <w:color w:val="0000EE"/>
-            <w:u w:val="single"/>
-          </w:rPr>
-          <w:t>1:4</w:t>
-        </w:r>
-      </w:hyperlink>
+      <w:r>
+        <w:rPr>
+          <w:rtl/>
+          <w:cs/>
+          <w:lang w:val="ar_AE" w:bidi="ar_AE"/>
+        </w:rPr>
+        <w:t>1:4</w:t>
+      </w:r>
       <w:r>
         <w:rPr>
           <w:rtl/>
@@ -604,20 +574,14 @@
         </w:rPr>
         <w:t xml:space="preserve">المحبة المسيحية متأصلة في معرفة الحق. والحق الذي يسكن فينا يتجاوز مجرد حقائق أو عقيدة؛ إنها حضور الله (انظر </w:t>
       </w:r>
-      <w:hyperlink r:id="rId18">
-        <w:r>
-          <w:rPr>
-            <w:rtl/>
-            <w:cs/>
-            <w:lang w:val="ar_AE" w:bidi="ar_AE"/>
-          </w:rPr>
-          <w:rPr>
-            <w:color w:val="0000EE"/>
-            <w:u w:val="single"/>
-          </w:rPr>
-          <w:t>يوحنا 14:15–17</w:t>
-        </w:r>
-      </w:hyperlink>
+      <w:r>
+        <w:rPr>
+          <w:rtl/>
+          <w:cs/>
+          <w:lang w:val="ar_AE" w:bidi="ar_AE"/>
+        </w:rPr>
+        <w:t>يوحنا 14:15–17</w:t>
+      </w:r>
       <w:r>
         <w:rPr>
           <w:rtl/>
@@ -777,20 +741,14 @@
         </w:rPr>
         <w:t>يُطَبِّق يوحنّا الآن الحق والمحبة التي ذكرها في المقدمة (</w:t>
       </w:r>
-      <w:hyperlink r:id="rId19">
-        <w:r>
-          <w:rPr>
-            <w:rtl/>
-            <w:cs/>
-            <w:lang w:val="ar_AE" w:bidi="ar_AE"/>
-          </w:rPr>
-          <w:rPr>
-            <w:color w:val="0000EE"/>
-            <w:u w:val="single"/>
-          </w:rPr>
-          <w:t>1:1–3</w:t>
-        </w:r>
-      </w:hyperlink>
+      <w:r>
+        <w:rPr>
+          <w:rtl/>
+          <w:cs/>
+          <w:lang w:val="ar_AE" w:bidi="ar_AE"/>
+        </w:rPr>
+        <w:t>1:1–3</w:t>
+      </w:r>
       <w:r>
         <w:rPr>
           <w:rtl/>
@@ -799,20 +757,14 @@
         </w:rPr>
         <w:t>) على وضع القراء. فإن السلوك في الحق والمحبة يعني الحفاظ على الشركة مع المؤمنين الحقيقيين (</w:t>
       </w:r>
-      <w:hyperlink r:id="rId20">
-        <w:r>
-          <w:rPr>
-            <w:rtl/>
-            <w:cs/>
-            <w:lang w:val="ar_AE" w:bidi="ar_AE"/>
-          </w:rPr>
-          <w:rPr>
-            <w:color w:val="0000EE"/>
-            <w:u w:val="single"/>
-          </w:rPr>
-          <w:t>1:4–6</w:t>
-        </w:r>
-      </w:hyperlink>
+      <w:r>
+        <w:rPr>
+          <w:rtl/>
+          <w:cs/>
+          <w:lang w:val="ar_AE" w:bidi="ar_AE"/>
+        </w:rPr>
+        <w:t>1:4–6</w:t>
+      </w:r>
       <w:r>
         <w:rPr>
           <w:rtl/>
@@ -821,20 +773,14 @@
         </w:rPr>
         <w:t>)، وأيضًا تمييز المُعَلِّمين الكذبة ورفض الاستماع إليهم أو مساعدتهم (</w:t>
       </w:r>
-      <w:hyperlink r:id="rId21">
-        <w:r>
-          <w:rPr>
-            <w:rtl/>
-            <w:cs/>
-            <w:lang w:val="ar_AE" w:bidi="ar_AE"/>
-          </w:rPr>
-          <w:rPr>
-            <w:color w:val="0000EE"/>
-            <w:u w:val="single"/>
-          </w:rPr>
-          <w:t>1:7–11</w:t>
-        </w:r>
-      </w:hyperlink>
+      <w:r>
+        <w:rPr>
+          <w:rtl/>
+          <w:cs/>
+          <w:lang w:val="ar_AE" w:bidi="ar_AE"/>
+        </w:rPr>
+        <w:t>1:7–11</w:t>
+      </w:r>
       <w:r>
         <w:rPr>
           <w:rtl/>
@@ -1010,20 +956,14 @@
         </w:rPr>
         <w:t xml:space="preserve">لأَنَّهُ قَدْ دَخَلَ إِلَى الْعَالَمِ مُضِلُّونَ كَثِيرُونَ: كان الدوسيتيون ينكرون أن يسوع المسيح جاء في جسد حقيقي. وقد دحض يوحنا هذه الهرطقة في رسالته الأولى (انظر </w:t>
       </w:r>
-      <w:hyperlink r:id="rId22">
-        <w:r>
-          <w:rPr>
-            <w:rtl/>
-            <w:cs/>
-            <w:lang w:val="ar_AE" w:bidi="ar_AE"/>
-          </w:rPr>
-          <w:rPr>
-            <w:color w:val="0000EE"/>
-            <w:u w:val="single"/>
-          </w:rPr>
-          <w:t>1 يو 4:2–3</w:t>
-        </w:r>
-      </w:hyperlink>
+      <w:r>
+        <w:rPr>
+          <w:rtl/>
+          <w:cs/>
+          <w:lang w:val="ar_AE" w:bidi="ar_AE"/>
+        </w:rPr>
+        <w:t>1 يو 4:2–3</w:t>
+      </w:r>
       <w:r>
         <w:rPr>
           <w:rtl/>
@@ -1133,20 +1073,14 @@
         </w:rPr>
         <w:t>نحن: تشير هذه الكلمة (الضمير المستتر) إلى الرسل وشركائهم في الخدمة. فقد عَلَّم الرسل الحق ودافعوا عنه ضد الهرطقات، وهنا يتم نُصح المؤمنون (المشار إليهم بكلمة أنفسكم) بأن يحموا إيمانهم من التعليم الذي قد يضرهم (</w:t>
       </w:r>
-      <w:hyperlink r:id="rId23">
-        <w:r>
-          <w:rPr>
-            <w:rtl/>
-            <w:cs/>
-            <w:lang w:val="ar_AE" w:bidi="ar_AE"/>
-          </w:rPr>
-          <w:rPr>
-            <w:color w:val="0000EE"/>
-            <w:u w:val="single"/>
-          </w:rPr>
-          <w:t>1:9</w:t>
-        </w:r>
-      </w:hyperlink>
+      <w:r>
+        <w:rPr>
+          <w:rtl/>
+          <w:cs/>
+          <w:lang w:val="ar_AE" w:bidi="ar_AE"/>
+        </w:rPr>
+        <w:t>1:9</w:t>
+      </w:r>
       <w:r>
         <w:rPr>
           <w:rtl/>
@@ -1340,20 +1274,14 @@
         </w:rPr>
         <w:t xml:space="preserve"> الذي لا يعرف الحق عن المسيح، إلى بيوتهم. فقد كانت الكنائس الأولى تجتمع في البيوت (انظر </w:t>
       </w:r>
-      <w:hyperlink r:id="rId24">
-        <w:r>
-          <w:rPr>
-            <w:rtl/>
-            <w:cs/>
-            <w:lang w:val="ar_AE" w:bidi="ar_AE"/>
-          </w:rPr>
-          <w:rPr>
-            <w:color w:val="0000EE"/>
-            <w:u w:val="single"/>
-          </w:rPr>
-          <w:t>أعمال 2:46</w:t>
-        </w:r>
-      </w:hyperlink>
+      <w:r>
+        <w:rPr>
+          <w:rtl/>
+          <w:cs/>
+          <w:lang w:val="ar_AE" w:bidi="ar_AE"/>
+        </w:rPr>
+        <w:t>أعمال 2:46</w:t>
+      </w:r>
       <w:r>
         <w:rPr>
           <w:rtl/>
@@ -1362,20 +1290,14 @@
         </w:rPr>
         <w:t xml:space="preserve">؛ </w:t>
       </w:r>
-      <w:hyperlink r:id="rId25">
-        <w:r>
-          <w:rPr>
-            <w:rtl/>
-            <w:cs/>
-            <w:lang w:val="ar_AE" w:bidi="ar_AE"/>
-          </w:rPr>
-          <w:rPr>
-            <w:color w:val="0000EE"/>
-            <w:u w:val="single"/>
-          </w:rPr>
-          <w:t>5:42</w:t>
-        </w:r>
-      </w:hyperlink>
+      <w:r>
+        <w:rPr>
+          <w:rtl/>
+          <w:cs/>
+          <w:lang w:val="ar_AE" w:bidi="ar_AE"/>
+        </w:rPr>
+        <w:t>5:42</w:t>
+      </w:r>
       <w:r>
         <w:rPr>
           <w:rtl/>
@@ -1384,20 +1306,14 @@
         </w:rPr>
         <w:t xml:space="preserve">؛ </w:t>
       </w:r>
-      <w:hyperlink r:id="rId26">
-        <w:r>
-          <w:rPr>
-            <w:rtl/>
-            <w:cs/>
-            <w:lang w:val="ar_AE" w:bidi="ar_AE"/>
-          </w:rPr>
-          <w:rPr>
-            <w:color w:val="0000EE"/>
-            <w:u w:val="single"/>
-          </w:rPr>
-          <w:t>8:3</w:t>
-        </w:r>
-      </w:hyperlink>
+      <w:r>
+        <w:rPr>
+          <w:rtl/>
+          <w:cs/>
+          <w:lang w:val="ar_AE" w:bidi="ar_AE"/>
+        </w:rPr>
+        <w:t>8:3</w:t>
+      </w:r>
       <w:r>
         <w:rPr>
           <w:rtl/>
@@ -1406,20 +1322,14 @@
         </w:rPr>
         <w:t xml:space="preserve">؛ </w:t>
       </w:r>
-      <w:hyperlink r:id="rId27">
-        <w:r>
-          <w:rPr>
-            <w:rtl/>
-            <w:cs/>
-            <w:lang w:val="ar_AE" w:bidi="ar_AE"/>
-          </w:rPr>
-          <w:rPr>
-            <w:color w:val="0000EE"/>
-            <w:u w:val="single"/>
-          </w:rPr>
-          <w:t>12:5</w:t>
-        </w:r>
-      </w:hyperlink>
+      <w:r>
+        <w:rPr>
+          <w:rtl/>
+          <w:cs/>
+          <w:lang w:val="ar_AE" w:bidi="ar_AE"/>
+        </w:rPr>
+        <w:t>12:5</w:t>
+      </w:r>
       <w:r>
         <w:rPr>
           <w:rtl/>
@@ -1428,20 +1338,14 @@
         </w:rPr>
         <w:t xml:space="preserve">، </w:t>
       </w:r>
-      <w:hyperlink r:id="rId28">
-        <w:r>
-          <w:rPr>
-            <w:rtl/>
-            <w:cs/>
-            <w:lang w:val="ar_AE" w:bidi="ar_AE"/>
-          </w:rPr>
-          <w:rPr>
-            <w:color w:val="0000EE"/>
-            <w:u w:val="single"/>
-          </w:rPr>
-          <w:t>12</w:t>
-        </w:r>
-      </w:hyperlink>
+      <w:r>
+        <w:rPr>
+          <w:rtl/>
+          <w:cs/>
+          <w:lang w:val="ar_AE" w:bidi="ar_AE"/>
+        </w:rPr>
+        <w:t>12</w:t>
+      </w:r>
       <w:r>
         <w:rPr>
           <w:rtl/>
@@ -1450,20 +1354,14 @@
         </w:rPr>
         <w:t xml:space="preserve">؛ </w:t>
       </w:r>
-      <w:hyperlink r:id="rId29">
-        <w:r>
-          <w:rPr>
-            <w:rtl/>
-            <w:cs/>
-            <w:lang w:val="ar_AE" w:bidi="ar_AE"/>
-          </w:rPr>
-          <w:rPr>
-            <w:color w:val="0000EE"/>
-            <w:u w:val="single"/>
-          </w:rPr>
-          <w:t>كولوسي 4:15</w:t>
-        </w:r>
-      </w:hyperlink>
+      <w:r>
+        <w:rPr>
+          <w:rtl/>
+          <w:cs/>
+          <w:lang w:val="ar_AE" w:bidi="ar_AE"/>
+        </w:rPr>
+        <w:t>كولوسي 4:15</w:t>
+      </w:r>
       <w:r>
         <w:rPr>
           <w:rtl/>
@@ -1472,20 +1370,14 @@
         </w:rPr>
         <w:t xml:space="preserve">؛ </w:t>
       </w:r>
-      <w:hyperlink r:id="rId30">
-        <w:r>
-          <w:rPr>
-            <w:rtl/>
-            <w:cs/>
-            <w:lang w:val="ar_AE" w:bidi="ar_AE"/>
-          </w:rPr>
-          <w:rPr>
-            <w:color w:val="0000EE"/>
-            <w:u w:val="single"/>
-          </w:rPr>
-          <w:t>فليمون 1:2</w:t>
-        </w:r>
-      </w:hyperlink>
+      <w:r>
+        <w:rPr>
+          <w:rtl/>
+          <w:cs/>
+          <w:lang w:val="ar_AE" w:bidi="ar_AE"/>
+        </w:rPr>
+        <w:t>فليمون 1:2</w:t>
+      </w:r>
       <w:r>
         <w:rPr>
           <w:rtl/>
@@ -1578,20 +1470,14 @@
         </w:rPr>
         <w:t xml:space="preserve"> انظر أيضًا </w:t>
       </w:r>
-      <w:hyperlink r:id="rId31">
-        <w:r>
-          <w:rPr>
-            <w:rtl/>
-            <w:cs/>
-            <w:lang w:val="ar_AE" w:bidi="ar_AE"/>
-          </w:rPr>
-          <w:rPr>
-            <w:color w:val="0000EE"/>
-            <w:u w:val="single"/>
-          </w:rPr>
-          <w:t>3 يوحنا 1:14</w:t>
-        </w:r>
-      </w:hyperlink>
+      <w:r>
+        <w:rPr>
+          <w:rtl/>
+          <w:cs/>
+          <w:lang w:val="ar_AE" w:bidi="ar_AE"/>
+        </w:rPr>
+        <w:t>3 يوحنا 1:14</w:t>
+      </w:r>
       <w:r>
         <w:rPr>
           <w:rtl/>
@@ -1667,20 +1553,14 @@
         </w:rPr>
         <w:t xml:space="preserve">أَوْلاَدُ أُخْتِكِ الْمُخْتَارَةِ: قد يشير هذا إلى الكنيسة الشقيقة في أفسس وأعضائها، حيث كان يوحنا يقيم (انظر </w:t>
       </w:r>
-      <w:hyperlink r:id="rId32">
-        <w:r>
-          <w:rPr>
-            <w:rtl/>
-            <w:cs/>
-            <w:lang w:val="ar_AE" w:bidi="ar_AE"/>
-          </w:rPr>
-          <w:rPr>
-            <w:color w:val="0000EE"/>
-            <w:u w:val="single"/>
-          </w:rPr>
-          <w:t>1:1</w:t>
-        </w:r>
-      </w:hyperlink>
+      <w:r>
+        <w:rPr>
+          <w:rtl/>
+          <w:cs/>
+          <w:lang w:val="ar_AE" w:bidi="ar_AE"/>
+        </w:rPr>
+        <w:t>1:1</w:t>
+      </w:r>
       <w:r>
         <w:rPr>
           <w:rtl/>
